--- a/docs/Architettura_Progetto.docx
+++ b/docs/Architettura_Progetto.docx
@@ -838,7 +838,7 @@
           </mc:Choice>
           <mc:Fallback>
             <w:pict>
-              <v:shape w14:anchorId="54C079FA" id="Graphic 1" o:spid="_x0000_s1026" style="position:absolute;margin-left:267.65pt;margin-top:12.95pt;width:60pt;height:2.25pt;z-index:-15728640;visibility:visible;mso-wrap-style:square;mso-wrap-distance-left:0;mso-wrap-distance-top:0;mso-wrap-distance-right:0;mso-wrap-distance-bottom:0;mso-position-horizontal:absolute;mso-position-horizontal-relative:page;mso-position-vertical:absolute;mso-position-vertical-relative:text;v-text-anchor:top" coordsize="762000,28575" o:gfxdata="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" path="m762000,28575l,28575,,,762000,r,28575xe" fillcolor="#2d5b89" stroked="f">
+              <v:shape w14:anchorId="232763CB" id="Graphic 1" o:spid="_x0000_s1026" style="position:absolute;margin-left:267.65pt;margin-top:12.95pt;width:60pt;height:2.25pt;z-index:-15728640;visibility:visible;mso-wrap-style:square;mso-wrap-distance-left:0;mso-wrap-distance-top:0;mso-wrap-distance-right:0;mso-wrap-distance-bottom:0;mso-position-horizontal:absolute;mso-position-horizontal-relative:page;mso-position-vertical:absolute;mso-position-vertical-relative:text;v-text-anchor:top" coordsize="762000,28575" o:gfxdata="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" path="m762000,28575l,28575,,,762000,r,28575xe" fillcolor="#2d5b89" stroked="f">
                 <v:path arrowok="t"/>
                 <w10:wrap type="topAndBottom" anchorx="page"/>
               </v:shape>
@@ -1257,7 +1257,7 @@
           </mc:Choice>
           <mc:Fallback>
             <w:pict>
-              <v:shape w14:anchorId="10B1DDEE" id="Graphic 3" o:spid="_x0000_s1026" style="position:absolute;margin-left:56.7pt;margin-top:4.6pt;width:481.9pt;height:1.5pt;z-index:-15728128;visibility:visible;mso-wrap-style:square;mso-wrap-distance-left:0;mso-wrap-distance-top:0;mso-wrap-distance-right:0;mso-wrap-distance-bottom:0;mso-position-horizontal:absolute;mso-position-horizontal-relative:page;mso-position-vertical:absolute;mso-position-vertical-relative:text;v-text-anchor:top" coordsize="6120130,19050" o:gfxdata="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" path="m6120000,19050l,19050,,,6120000,r,19050xe" fillcolor="#2d5b89" stroked="f">
+              <v:shape w14:anchorId="34F2C80F" id="Graphic 3" o:spid="_x0000_s1026" style="position:absolute;margin-left:56.7pt;margin-top:4.6pt;width:481.9pt;height:1.5pt;z-index:-15728128;visibility:visible;mso-wrap-style:square;mso-wrap-distance-left:0;mso-wrap-distance-top:0;mso-wrap-distance-right:0;mso-wrap-distance-bottom:0;mso-position-horizontal:absolute;mso-position-horizontal-relative:page;mso-position-vertical:absolute;mso-position-vertical-relative:text;v-text-anchor:top" coordsize="6120130,19050" o:gfxdata="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" path="m6120000,19050l,19050,,,6120000,r,19050xe" fillcolor="#2d5b89" stroked="f">
                 <v:path arrowok="t"/>
                 <w10:wrap type="topAndBottom" anchorx="page"/>
               </v:shape>
@@ -1281,6 +1281,7 @@
       <w:pPr>
         <w:pStyle w:val="Corpotesto"/>
         <w:spacing w:before="39"/>
+        <w:jc w:val="both"/>
         <w:rPr>
           <w:rFonts w:ascii="Arial"/>
           <w:b/>
@@ -2866,12 +2867,7 @@
           <w:sz w:val="16"/>
         </w:rPr>
         <w:sectPr>
-          <w:headerReference w:type="even" r:id="rId7"/>
-          <w:headerReference w:type="default" r:id="rId8"/>
-          <w:footerReference w:type="even" r:id="rId9"/>
-          <w:footerReference w:type="default" r:id="rId10"/>
-          <w:headerReference w:type="first" r:id="rId11"/>
-          <w:footerReference w:type="first" r:id="rId12"/>
+          <w:footerReference w:type="default" r:id="rId7"/>
           <w:pgSz w:w="11910" w:h="16840"/>
           <w:pgMar w:top="1160" w:right="992" w:bottom="720" w:left="992" w:header="0" w:footer="524" w:gutter="0"/>
           <w:pgNumType w:start="2"/>
@@ -3032,7 +3028,7 @@
           </mc:Choice>
           <mc:Fallback>
             <w:pict>
-              <v:shape w14:anchorId="10AB86EA" id="Graphic 12" o:spid="_x0000_s1026" style="position:absolute;margin-left:56.7pt;margin-top:4.6pt;width:481.9pt;height:1.5pt;z-index:-15726592;visibility:visible;mso-wrap-style:square;mso-wrap-distance-left:0;mso-wrap-distance-top:0;mso-wrap-distance-right:0;mso-wrap-distance-bottom:0;mso-position-horizontal:absolute;mso-position-horizontal-relative:page;mso-position-vertical:absolute;mso-position-vertical-relative:text;v-text-anchor:top" coordsize="6120130,19050" o:gfxdata="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" path="m6120000,19050l,19050,,,6120000,r,19050xe" fillcolor="#2d5b89" stroked="f">
+              <v:shape w14:anchorId="599C2B82" id="Graphic 12" o:spid="_x0000_s1026" style="position:absolute;margin-left:56.7pt;margin-top:4.6pt;width:481.9pt;height:1.5pt;z-index:-15726592;visibility:visible;mso-wrap-style:square;mso-wrap-distance-left:0;mso-wrap-distance-top:0;mso-wrap-distance-right:0;mso-wrap-distance-bottom:0;mso-position-horizontal:absolute;mso-position-horizontal-relative:page;mso-position-vertical:absolute;mso-position-vertical-relative:text;v-text-anchor:top" coordsize="6120130,19050" o:gfxdata="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" path="m6120000,19050l,19050,,,6120000,r,19050xe" fillcolor="#2d5b89" stroked="f">
                 <v:path arrowok="t"/>
                 <w10:wrap type="topAndBottom" anchorx="page"/>
               </v:shape>
@@ -8060,17 +8056,29 @@
                                   <w:color w:val="492F62"/>
                                   <w:sz w:val="12"/>
                                 </w:rPr>
-                                <w:t xml:space="preserve">Modelli linguistici (Claude API / </w:t>
-                              </w:r>
-                              <w:proofErr w:type="spellStart"/>
+                                <w:t>Modelli linguistici (</w:t>
+                              </w:r>
                               <w:r>
                                 <w:rPr>
                                   <w:color w:val="492F62"/>
                                   <w:sz w:val="12"/>
                                 </w:rPr>
-                                <w:t>Ollama</w:t>
-                              </w:r>
-                              <w:proofErr w:type="spellEnd"/>
+                                <w:t>LLM</w:t>
+                              </w:r>
+                              <w:r>
+                                <w:rPr>
+                                  <w:color w:val="492F62"/>
+                                  <w:sz w:val="12"/>
+                                </w:rPr>
+                                <w:t xml:space="preserve"> API / </w:t>
+                              </w:r>
+                              <w:r>
+                                <w:rPr>
+                                  <w:color w:val="492F62"/>
+                                  <w:sz w:val="12"/>
+                                </w:rPr>
+                                <w:t>modello locale</w:t>
+                              </w:r>
                               <w:r>
                                 <w:rPr>
                                   <w:color w:val="492F62"/>
@@ -8240,17 +8248,29 @@
                             <w:color w:val="492F62"/>
                             <w:sz w:val="12"/>
                           </w:rPr>
-                          <w:t xml:space="preserve">Modelli linguistici (Claude API / </w:t>
-                        </w:r>
-                        <w:proofErr w:type="spellStart"/>
+                          <w:t>Modelli linguistici (</w:t>
+                        </w:r>
                         <w:r>
                           <w:rPr>
                             <w:color w:val="492F62"/>
                             <w:sz w:val="12"/>
                           </w:rPr>
-                          <w:t>Ollama</w:t>
-                        </w:r>
-                        <w:proofErr w:type="spellEnd"/>
+                          <w:t>LLM</w:t>
+                        </w:r>
+                        <w:r>
+                          <w:rPr>
+                            <w:color w:val="492F62"/>
+                            <w:sz w:val="12"/>
+                          </w:rPr>
+                          <w:t xml:space="preserve"> API / </w:t>
+                        </w:r>
+                        <w:r>
+                          <w:rPr>
+                            <w:color w:val="492F62"/>
+                            <w:sz w:val="12"/>
+                          </w:rPr>
+                          <w:t>modello locale</w:t>
+                        </w:r>
                         <w:r>
                           <w:rPr>
                             <w:color w:val="492F62"/>
@@ -8940,7 +8960,7 @@
           </mc:Choice>
           <mc:Fallback>
             <w:pict>
-              <v:shape w14:anchorId="1B92599F" id="Graphic 57" o:spid="_x0000_s1026" style="position:absolute;margin-left:56.7pt;margin-top:4.6pt;width:481.9pt;height:1.5pt;z-index:-15724032;visibility:visible;mso-wrap-style:square;mso-wrap-distance-left:0;mso-wrap-distance-top:0;mso-wrap-distance-right:0;mso-wrap-distance-bottom:0;mso-position-horizontal:absolute;mso-position-horizontal-relative:page;mso-position-vertical:absolute;mso-position-vertical-relative:text;v-text-anchor:top" coordsize="6120130,19050" o:gfxdata="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" path="m6120000,19050l,19050,,,6120000,r,19050xe" fillcolor="#2d5b89" stroked="f">
+              <v:shape w14:anchorId="41114B68" id="Graphic 57" o:spid="_x0000_s1026" style="position:absolute;margin-left:56.7pt;margin-top:4.6pt;width:481.9pt;height:1.5pt;z-index:-15724032;visibility:visible;mso-wrap-style:square;mso-wrap-distance-left:0;mso-wrap-distance-top:0;mso-wrap-distance-right:0;mso-wrap-distance-bottom:0;mso-position-horizontal:absolute;mso-position-horizontal-relative:page;mso-position-vertical:absolute;mso-position-vertical-relative:text;v-text-anchor:top" coordsize="6120130,19050" o:gfxdata="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" path="m6120000,19050l,19050,,,6120000,r,19050xe" fillcolor="#2d5b89" stroked="f">
                 <v:path arrowok="t"/>
                 <w10:wrap type="topAndBottom" anchorx="page"/>
               </v:shape>
@@ -11709,7 +11729,7 @@
           </mc:Choice>
           <mc:Fallback>
             <w:pict>
-              <v:shape w14:anchorId="5795ABF3" id="Graphic 58" o:spid="_x0000_s1026" style="position:absolute;margin-left:56.7pt;margin-top:4.6pt;width:481.9pt;height:1.5pt;z-index:-15723520;visibility:visible;mso-wrap-style:square;mso-wrap-distance-left:0;mso-wrap-distance-top:0;mso-wrap-distance-right:0;mso-wrap-distance-bottom:0;mso-position-horizontal:absolute;mso-position-horizontal-relative:page;mso-position-vertical:absolute;mso-position-vertical-relative:text;v-text-anchor:top" coordsize="6120130,19050" o:gfxdata="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" path="m6120000,19050l,19050,,,6120000,r,19050xe" fillcolor="#2d5b89" stroked="f">
+              <v:shape w14:anchorId="56C2AD4F" id="Graphic 58" o:spid="_x0000_s1026" style="position:absolute;margin-left:56.7pt;margin-top:4.6pt;width:481.9pt;height:1.5pt;z-index:-15723520;visibility:visible;mso-wrap-style:square;mso-wrap-distance-left:0;mso-wrap-distance-top:0;mso-wrap-distance-right:0;mso-wrap-distance-bottom:0;mso-position-horizontal:absolute;mso-position-horizontal-relative:page;mso-position-vertical:absolute;mso-position-vertical-relative:text;v-text-anchor:top" coordsize="6120130,19050" o:gfxdata="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" path="m6120000,19050l,19050,,,6120000,r,19050xe" fillcolor="#2d5b89" stroked="f">
                 <v:path arrowok="t"/>
                 <w10:wrap type="topAndBottom" anchorx="page"/>
               </v:shape>
@@ -12204,7 +12224,7 @@
           </mc:Choice>
           <mc:Fallback>
             <w:pict>
-              <v:shape w14:anchorId="0808C964" id="Graphic 59" o:spid="_x0000_s1026" style="position:absolute;margin-left:56.7pt;margin-top:4.6pt;width:481.9pt;height:1.5pt;z-index:-15723008;visibility:visible;mso-wrap-style:square;mso-wrap-distance-left:0;mso-wrap-distance-top:0;mso-wrap-distance-right:0;mso-wrap-distance-bottom:0;mso-position-horizontal:absolute;mso-position-horizontal-relative:page;mso-position-vertical:absolute;mso-position-vertical-relative:text;v-text-anchor:top" coordsize="6120130,19050" o:gfxdata="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" path="m6120000,19050l,19050,,,6120000,r,19050xe" fillcolor="#2d5b89" stroked="f">
+              <v:shape w14:anchorId="676830B6" id="Graphic 59" o:spid="_x0000_s1026" style="position:absolute;margin-left:56.7pt;margin-top:4.6pt;width:481.9pt;height:1.5pt;z-index:-15723008;visibility:visible;mso-wrap-style:square;mso-wrap-distance-left:0;mso-wrap-distance-top:0;mso-wrap-distance-right:0;mso-wrap-distance-bottom:0;mso-position-horizontal:absolute;mso-position-horizontal-relative:page;mso-position-vertical:absolute;mso-position-vertical-relative:text;v-text-anchor:top" coordsize="6120130,19050" o:gfxdata="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" path="m6120000,19050l,19050,,,6120000,r,19050xe" fillcolor="#2d5b89" stroked="f">
                 <v:path arrowok="t"/>
                 <w10:wrap type="topAndBottom" anchorx="page"/>
               </v:shape>
@@ -21371,7 +21391,7 @@
           </mc:Choice>
           <mc:Fallback>
             <w:pict>
-              <v:shape w14:anchorId="1D4D28BF" id="Graphic 138" o:spid="_x0000_s1026" style="position:absolute;margin-left:56.7pt;margin-top:4.6pt;width:481.9pt;height:1.5pt;z-index:-15719424;visibility:visible;mso-wrap-style:square;mso-wrap-distance-left:0;mso-wrap-distance-top:0;mso-wrap-distance-right:0;mso-wrap-distance-bottom:0;mso-position-horizontal:absolute;mso-position-horizontal-relative:page;mso-position-vertical:absolute;mso-position-vertical-relative:text;v-text-anchor:top" coordsize="6120130,19050" o:gfxdata="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" path="m6120000,19050l,19050,,,6120000,r,19050xe" fillcolor="#2d5b89" stroked="f">
+              <v:shape w14:anchorId="1968B26F" id="Graphic 138" o:spid="_x0000_s1026" style="position:absolute;margin-left:56.7pt;margin-top:4.6pt;width:481.9pt;height:1.5pt;z-index:-15719424;visibility:visible;mso-wrap-style:square;mso-wrap-distance-left:0;mso-wrap-distance-top:0;mso-wrap-distance-right:0;mso-wrap-distance-bottom:0;mso-position-horizontal:absolute;mso-position-horizontal-relative:page;mso-position-vertical:absolute;mso-position-vertical-relative:text;v-text-anchor:top" coordsize="6120130,19050" o:gfxdata="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" path="m6120000,19050l,19050,,,6120000,r,19050xe" fillcolor="#2d5b89" stroked="f">
                 <v:path arrowok="t"/>
                 <w10:wrap type="topAndBottom" anchorx="page"/>
               </v:shape>
@@ -22801,7 +22821,7 @@
           </mc:Choice>
           <mc:Fallback>
             <w:pict>
-              <v:shape w14:anchorId="58461423" id="Graphic 139" o:spid="_x0000_s1026" style="position:absolute;margin-left:56.7pt;margin-top:4.6pt;width:481.9pt;height:1.5pt;z-index:-15718912;visibility:visible;mso-wrap-style:square;mso-wrap-distance-left:0;mso-wrap-distance-top:0;mso-wrap-distance-right:0;mso-wrap-distance-bottom:0;mso-position-horizontal:absolute;mso-position-horizontal-relative:page;mso-position-vertical:absolute;mso-position-vertical-relative:text;v-text-anchor:top" coordsize="6120130,19050" o:gfxdata="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" path="m6120000,19050l,19050,,,6120000,r,19050xe" fillcolor="#2d5b89" stroked="f">
+              <v:shape w14:anchorId="0DC7591B" id="Graphic 139" o:spid="_x0000_s1026" style="position:absolute;margin-left:56.7pt;margin-top:4.6pt;width:481.9pt;height:1.5pt;z-index:-15718912;visibility:visible;mso-wrap-style:square;mso-wrap-distance-left:0;mso-wrap-distance-top:0;mso-wrap-distance-right:0;mso-wrap-distance-bottom:0;mso-position-horizontal:absolute;mso-position-horizontal-relative:page;mso-position-vertical:absolute;mso-position-vertical-relative:text;v-text-anchor:top" coordsize="6120130,19050" o:gfxdata="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" path="m6120000,19050l,19050,,,6120000,r,19050xe" fillcolor="#2d5b89" stroked="f">
                 <v:path arrowok="t"/>
                 <w10:wrap type="topAndBottom" anchorx="page"/>
               </v:shape>
@@ -22822,34 +22842,6 @@
           <w:color w:val="1F2A36"/>
         </w:rPr>
         <w:t>L'architettura proposta separa con chiarezza interfaccia, logica applicativa, persistenza e servizi di intelligenza artificiale, ed è predisposta per accogliere l'estensione dei canali di analisi e la sostituzione dei modelli. La pipeline multicanale realizza il contributo metodologico centrale della tesi: l'integrazione di segnali eterogenei in indicatori compositi interpretabili e il loro monitoraggio nel tempo.</w:t>
-      </w:r>
-    </w:p>
-    <w:p>
-      <w:pPr>
-        <w:pStyle w:val="Corpotesto"/>
-        <w:spacing w:before="168" w:line="326" w:lineRule="auto"/>
-        <w:ind w:left="141" w:right="144"/>
-        <w:jc w:val="both"/>
-      </w:pPr>
-      <w:r>
-        <w:rPr>
-          <w:color w:val="1F2A36"/>
-        </w:rPr>
-        <w:t>Si sottopone il presente impianto architetturale alla valutazione del relatore, quale base condivisa per</w:t>
-      </w:r>
-      <w:r>
-        <w:rPr>
-          <w:color w:val="1F2A36"/>
-          <w:spacing w:val="80"/>
-          <w:w w:val="150"/>
-        </w:rPr>
-        <w:t xml:space="preserve"> </w:t>
-      </w:r>
-      <w:r>
-        <w:rPr>
-          <w:color w:val="1F2A36"/>
-        </w:rPr>
-        <w:t>la successiva fase di sviluppo e per la stesura della documentazione tecnica di dettaglio.</w:t>
       </w:r>
     </w:p>
     <w:sectPr>
@@ -22882,16 +22874,38 @@
 
 <file path=word/footer1.xml><?xml version="1.0" encoding="utf-8"?>
 <w:ftr xmlns:wpc="http://schemas.microsoft.com/office/word/2010/wordprocessingCanvas" xmlns:cx="http://schemas.microsoft.com/office/drawing/2014/chartex" xmlns:cx1="http://schemas.microsoft.com/office/drawing/2015/9/8/chartex" xmlns:cx2="http://schemas.microsoft.com/office/drawing/2015/10/21/chartex" xmlns:cx3="http://schemas.microsoft.com/office/drawing/2016/5/9/chartex" xmlns:cx4="http://schemas.microsoft.com/office/drawing/2016/5/10/chartex" xmlns:cx5="http://schemas.microsoft.com/office/drawing/2016/5/11/chartex" xmlns:cx6="http://schemas.microsoft.com/office/drawing/2016/5/12/chartex" xmlns:cx7="http://schemas.microsoft.com/office/drawing/2016/5/13/chartex" xmlns:cx8="http://schemas.microsoft.com/office/drawing/2016/5/14/chartex" xmlns:mc="http://schemas.openxmlformats.org/markup-compatibility/2006" xmlns:aink="http://schemas.microsoft.com/office/drawing/2016/ink" xmlns:am3d="http://schemas.microsoft.com/office/drawing/2017/model3d" xmlns:o="urn:schemas-microsoft-com:office:office" xmlns:oel="http://schemas.microsoft.com/office/2019/extlst" xmlns:r="http://schemas.openxmlformats.org/officeDocument/2006/relationships" xmlns:m="http://schemas.openxmlformats.org/officeDocument/2006/math" xmlns:v="urn:schemas-microsoft-com:vml" xmlns:wp14="http://schemas.microsoft.com/office/word/2010/wordprocessingDrawing" xmlns:wp="http://schemas.openxmlformats.org/drawingml/2006/wordprocessingDrawing" xmlns:w10="urn:schemas-microsoft-com:office:word" xmlns:w="http://schemas.openxmlformats.org/wordprocessingml/2006/main" xmlns:w14="http://schemas.microsoft.com/office/word/2010/wordml" xmlns:w15="http://schemas.microsoft.com/office/word/2012/wordml" xmlns:w16cex="http://schemas.microsoft.com/office/word/2018/wordml/cex" xmlns:w16cid="http://schemas.microsoft.com/office/word/2016/wordml/cid" xmlns:w16="http://schemas.microsoft.com/office/word/2018/wordml" xmlns:w16du="http://schemas.microsoft.com/office/word/2023/wordml/word16du" xmlns:w16sdtdh="http://schemas.microsoft.com/office/word/2020/wordml/sdtdatahash" xmlns:w16sdtfl="http://schemas.microsoft.com/office/word/2024/wordml/sdtformatlock" xmlns:w16se="http://schemas.microsoft.com/office/word/2015/wordml/symex" xmlns:wpg="http://schemas.microsoft.com/office/word/2010/wordprocessingGroup" xmlns:wpi="http://schemas.microsoft.com/office/word/2010/wordprocessingInk" xmlns:wne="http://schemas.microsoft.com/office/word/2006/wordml" xmlns:wps="http://schemas.microsoft.com/office/word/2010/wordprocessingShape" mc:Ignorable="w14 w15 w16se w16cid w16 w16cex w16sdtdh w16sdtfl w16du wp14">
-  <w:p>
-    <w:pPr>
-      <w:pStyle w:val="Pidipagina"/>
-    </w:pPr>
-  </w:p>
-</w:ftr>
-</file>
-
-<file path=word/footer2.xml><?xml version="1.0" encoding="utf-8"?>
-<w:ftr xmlns:wpc="http://schemas.microsoft.com/office/word/2010/wordprocessingCanvas" xmlns:cx="http://schemas.microsoft.com/office/drawing/2014/chartex" xmlns:cx1="http://schemas.microsoft.com/office/drawing/2015/9/8/chartex" xmlns:cx2="http://schemas.microsoft.com/office/drawing/2015/10/21/chartex" xmlns:cx3="http://schemas.microsoft.com/office/drawing/2016/5/9/chartex" xmlns:cx4="http://schemas.microsoft.com/office/drawing/2016/5/10/chartex" xmlns:cx5="http://schemas.microsoft.com/office/drawing/2016/5/11/chartex" xmlns:cx6="http://schemas.microsoft.com/office/drawing/2016/5/12/chartex" xmlns:cx7="http://schemas.microsoft.com/office/drawing/2016/5/13/chartex" xmlns:cx8="http://schemas.microsoft.com/office/drawing/2016/5/14/chartex" xmlns:mc="http://schemas.openxmlformats.org/markup-compatibility/2006" xmlns:aink="http://schemas.microsoft.com/office/drawing/2016/ink" xmlns:am3d="http://schemas.microsoft.com/office/drawing/2017/model3d" xmlns:o="urn:schemas-microsoft-com:office:office" xmlns:oel="http://schemas.microsoft.com/office/2019/extlst" xmlns:r="http://schemas.openxmlformats.org/officeDocument/2006/relationships" xmlns:m="http://schemas.openxmlformats.org/officeDocument/2006/math" xmlns:v="urn:schemas-microsoft-com:vml" xmlns:wp14="http://schemas.microsoft.com/office/word/2010/wordprocessingDrawing" xmlns:wp="http://schemas.openxmlformats.org/drawingml/2006/wordprocessingDrawing" xmlns:w10="urn:schemas-microsoft-com:office:word" xmlns:w="http://schemas.openxmlformats.org/wordprocessingml/2006/main" xmlns:w14="http://schemas.microsoft.com/office/word/2010/wordml" xmlns:w15="http://schemas.microsoft.com/office/word/2012/wordml" xmlns:w16cex="http://schemas.microsoft.com/office/word/2018/wordml/cex" xmlns:w16cid="http://schemas.microsoft.com/office/word/2016/wordml/cid" xmlns:w16="http://schemas.microsoft.com/office/word/2018/wordml" xmlns:w16du="http://schemas.microsoft.com/office/word/2023/wordml/word16du" xmlns:w16sdtdh="http://schemas.microsoft.com/office/word/2020/wordml/sdtdatahash" xmlns:w16sdtfl="http://schemas.microsoft.com/office/word/2024/wordml/sdtformatlock" xmlns:w16se="http://schemas.microsoft.com/office/word/2015/wordml/symex" xmlns:wpg="http://schemas.microsoft.com/office/word/2010/wordprocessingGroup" xmlns:wpi="http://schemas.microsoft.com/office/word/2010/wordprocessingInk" xmlns:wne="http://schemas.microsoft.com/office/word/2006/wordml" xmlns:wps="http://schemas.microsoft.com/office/word/2010/wordprocessingShape" mc:Ignorable="w14 w15 w16se w16cid w16 w16cex w16sdtdh w16sdtfl w16du wp14">
+  <w:sdt>
+    <w:sdtPr>
+      <w:id w:val="-1279178636"/>
+      <w:docPartObj>
+        <w:docPartGallery w:val="Page Numbers (Bottom of Page)"/>
+        <w:docPartUnique/>
+      </w:docPartObj>
+    </w:sdtPr>
+    <w:sdtContent>
+      <w:p>
+        <w:pPr>
+          <w:pStyle w:val="Pidipagina"/>
+          <w:jc w:val="center"/>
+        </w:pPr>
+        <w:r>
+          <w:fldChar w:fldCharType="begin"/>
+        </w:r>
+        <w:r>
+          <w:instrText>PAGE   \* MERGEFORMAT</w:instrText>
+        </w:r>
+        <w:r>
+          <w:fldChar w:fldCharType="separate"/>
+        </w:r>
+        <w:r>
+          <w:t>2</w:t>
+        </w:r>
+        <w:r>
+          <w:fldChar w:fldCharType="end"/>
+        </w:r>
+      </w:p>
+    </w:sdtContent>
+  </w:sdt>
   <w:p>
     <w:pPr>
       <w:pStyle w:val="Corpotesto"/>
@@ -22899,210 +22913,6 @@
       <w:rPr>
         <w:sz w:val="20"/>
       </w:rPr>
-    </w:pPr>
-    <w:r>
-      <w:rPr>
-        <w:noProof/>
-        <w:sz w:val="20"/>
-      </w:rPr>
-      <mc:AlternateContent>
-        <mc:Choice Requires="wps">
-          <w:drawing>
-            <wp:anchor distT="0" distB="0" distL="0" distR="0" simplePos="0" relativeHeight="487319552" behindDoc="1" locked="0" layoutInCell="1" allowOverlap="1" wp14:anchorId="17EA39D1" wp14:editId="0FB8BED3">
-              <wp:simplePos x="0" y="0"/>
-              <wp:positionH relativeFrom="page">
-                <wp:posOffset>3630697</wp:posOffset>
-              </wp:positionH>
-              <wp:positionV relativeFrom="page">
-                <wp:posOffset>10219452</wp:posOffset>
-              </wp:positionV>
-              <wp:extent cx="273685" cy="153670"/>
-              <wp:effectExtent l="0" t="0" r="0" b="0"/>
-              <wp:wrapNone/>
-              <wp:docPr id="2" name="Textbox 2"/>
-              <wp:cNvGraphicFramePr>
-                <a:graphicFrameLocks xmlns:a="http://schemas.openxmlformats.org/drawingml/2006/main"/>
-              </wp:cNvGraphicFramePr>
-              <a:graphic xmlns:a="http://schemas.openxmlformats.org/drawingml/2006/main">
-                <a:graphicData uri="http://schemas.microsoft.com/office/word/2010/wordprocessingShape">
-                  <wps:wsp>
-                    <wps:cNvSpPr txBox="1">
-                      <a:spLocks/>
-                    </wps:cNvSpPr>
-                    <wps:spPr>
-                      <a:xfrm>
-                        <a:off x="0" y="0"/>
-                        <a:ext cx="273685" cy="153670"/>
-                      </a:xfrm>
-                      <a:prstGeom prst="rect">
-                        <a:avLst/>
-                      </a:prstGeom>
-                    </wps:spPr>
-                    <wps:txbx>
-                      <w:txbxContent>
-                        <w:p>
-                          <w:pPr>
-                            <w:spacing w:before="14"/>
-                            <w:ind w:left="60"/>
-                            <w:rPr>
-                              <w:sz w:val="18"/>
-                            </w:rPr>
-                          </w:pPr>
-                          <w:r>
-                            <w:rPr>
-                              <w:color w:val="8995A3"/>
-                              <w:sz w:val="18"/>
-                            </w:rPr>
-                            <w:t xml:space="preserve">9 </w:t>
-                          </w:r>
-                          <w:r>
-                            <w:rPr>
-                              <w:color w:val="8995A3"/>
-                              <w:sz w:val="18"/>
-                            </w:rPr>
-                            <w:t xml:space="preserve">/ </w:t>
-                          </w:r>
-                          <w:r>
-                            <w:rPr>
-                              <w:color w:val="8995A3"/>
-                              <w:spacing w:val="-10"/>
-                              <w:sz w:val="18"/>
-                            </w:rPr>
-                            <w:fldChar w:fldCharType="begin"/>
-                          </w:r>
-                          <w:r>
-                            <w:rPr>
-                              <w:color w:val="8995A3"/>
-                              <w:spacing w:val="-10"/>
-                              <w:sz w:val="18"/>
-                            </w:rPr>
-                            <w:instrText xml:space="preserve"> NUMPAGES </w:instrText>
-                          </w:r>
-                          <w:r>
-                            <w:rPr>
-                              <w:color w:val="8995A3"/>
-                              <w:spacing w:val="-10"/>
-                              <w:sz w:val="18"/>
-                            </w:rPr>
-                            <w:fldChar w:fldCharType="separate"/>
-                          </w:r>
-                          <w:r>
-                            <w:rPr>
-                              <w:color w:val="8995A3"/>
-                              <w:spacing w:val="-10"/>
-                              <w:sz w:val="18"/>
-                            </w:rPr>
-                            <w:t>8</w:t>
-                          </w:r>
-                          <w:r>
-                            <w:rPr>
-                              <w:color w:val="8995A3"/>
-                              <w:spacing w:val="-10"/>
-                              <w:sz w:val="18"/>
-                            </w:rPr>
-                            <w:fldChar w:fldCharType="end"/>
-                          </w:r>
-                        </w:p>
-                      </w:txbxContent>
-                    </wps:txbx>
-                    <wps:bodyPr wrap="square" lIns="0" tIns="0" rIns="0" bIns="0" rtlCol="0">
-                      <a:noAutofit/>
-                    </wps:bodyPr>
-                  </wps:wsp>
-                </a:graphicData>
-              </a:graphic>
-            </wp:anchor>
-          </w:drawing>
-        </mc:Choice>
-        <mc:Fallback>
-          <w:pict>
-            <v:shapetype w14:anchorId="17EA39D1" id="_x0000_t202" coordsize="21600,21600" o:spt="202" path="m,l,21600r21600,l21600,xe">
-              <v:stroke joinstyle="miter"/>
-              <v:path gradientshapeok="t" o:connecttype="rect"/>
-            </v:shapetype>
-            <v:shape id="Textbox 2" o:spid="_x0000_s1152" type="#_x0000_t202" style="position:absolute;margin-left:285.9pt;margin-top:804.7pt;width:21.55pt;height:12.1pt;z-index:-15996928;visibility:visible;mso-wrap-style:square;mso-wrap-distance-left:0;mso-wrap-distance-top:0;mso-wrap-distance-right:0;mso-wrap-distance-bottom:0;mso-position-horizontal:absolute;mso-position-horizontal-relative:page;mso-position-vertical:absolute;mso-position-vertical-relative:page;v-text-anchor:top" o:gfxdata="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" filled="f" stroked="f">
-              <v:textbox inset="0,0,0,0">
-                <w:txbxContent>
-                  <w:p>
-                    <w:pPr>
-                      <w:spacing w:before="14"/>
-                      <w:ind w:left="60"/>
-                      <w:rPr>
-                        <w:sz w:val="18"/>
-                      </w:rPr>
-                    </w:pPr>
-                    <w:r>
-                      <w:rPr>
-                        <w:color w:val="8995A3"/>
-                        <w:sz w:val="18"/>
-                      </w:rPr>
-                      <w:t xml:space="preserve">9 </w:t>
-                    </w:r>
-                    <w:r>
-                      <w:rPr>
-                        <w:color w:val="8995A3"/>
-                        <w:sz w:val="18"/>
-                      </w:rPr>
-                      <w:t xml:space="preserve">/ </w:t>
-                    </w:r>
-                    <w:r>
-                      <w:rPr>
-                        <w:color w:val="8995A3"/>
-                        <w:spacing w:val="-10"/>
-                        <w:sz w:val="18"/>
-                      </w:rPr>
-                      <w:fldChar w:fldCharType="begin"/>
-                    </w:r>
-                    <w:r>
-                      <w:rPr>
-                        <w:color w:val="8995A3"/>
-                        <w:spacing w:val="-10"/>
-                        <w:sz w:val="18"/>
-                      </w:rPr>
-                      <w:instrText xml:space="preserve"> NUMPAGES </w:instrText>
-                    </w:r>
-                    <w:r>
-                      <w:rPr>
-                        <w:color w:val="8995A3"/>
-                        <w:spacing w:val="-10"/>
-                        <w:sz w:val="18"/>
-                      </w:rPr>
-                      <w:fldChar w:fldCharType="separate"/>
-                    </w:r>
-                    <w:r>
-                      <w:rPr>
-                        <w:color w:val="8995A3"/>
-                        <w:spacing w:val="-10"/>
-                        <w:sz w:val="18"/>
-                      </w:rPr>
-                      <w:t>8</w:t>
-                    </w:r>
-                    <w:r>
-                      <w:rPr>
-                        <w:color w:val="8995A3"/>
-                        <w:spacing w:val="-10"/>
-                        <w:sz w:val="18"/>
-                      </w:rPr>
-                      <w:fldChar w:fldCharType="end"/>
-                    </w:r>
-                  </w:p>
-                </w:txbxContent>
-              </v:textbox>
-              <w10:wrap anchorx="page" anchory="page"/>
-            </v:shape>
-          </w:pict>
-        </mc:Fallback>
-      </mc:AlternateContent>
-    </w:r>
-  </w:p>
-</w:ftr>
-</file>
-
-<file path=word/footer3.xml><?xml version="1.0" encoding="utf-8"?>
-<w:ftr xmlns:wpc="http://schemas.microsoft.com/office/word/2010/wordprocessingCanvas" xmlns:cx="http://schemas.microsoft.com/office/drawing/2014/chartex" xmlns:cx1="http://schemas.microsoft.com/office/drawing/2015/9/8/chartex" xmlns:cx2="http://schemas.microsoft.com/office/drawing/2015/10/21/chartex" xmlns:cx3="http://schemas.microsoft.com/office/drawing/2016/5/9/chartex" xmlns:cx4="http://schemas.microsoft.com/office/drawing/2016/5/10/chartex" xmlns:cx5="http://schemas.microsoft.com/office/drawing/2016/5/11/chartex" xmlns:cx6="http://schemas.microsoft.com/office/drawing/2016/5/12/chartex" xmlns:cx7="http://schemas.microsoft.com/office/drawing/2016/5/13/chartex" xmlns:cx8="http://schemas.microsoft.com/office/drawing/2016/5/14/chartex" xmlns:mc="http://schemas.openxmlformats.org/markup-compatibility/2006" xmlns:aink="http://schemas.microsoft.com/office/drawing/2016/ink" xmlns:am3d="http://schemas.microsoft.com/office/drawing/2017/model3d" xmlns:o="urn:schemas-microsoft-com:office:office" xmlns:oel="http://schemas.microsoft.com/office/2019/extlst" xmlns:r="http://schemas.openxmlformats.org/officeDocument/2006/relationships" xmlns:m="http://schemas.openxmlformats.org/officeDocument/2006/math" xmlns:v="urn:schemas-microsoft-com:vml" xmlns:wp14="http://schemas.microsoft.com/office/word/2010/wordprocessingDrawing" xmlns:wp="http://schemas.openxmlformats.org/drawingml/2006/wordprocessingDrawing" xmlns:w10="urn:schemas-microsoft-com:office:word" xmlns:w="http://schemas.openxmlformats.org/wordprocessingml/2006/main" xmlns:w14="http://schemas.microsoft.com/office/word/2010/wordml" xmlns:w15="http://schemas.microsoft.com/office/word/2012/wordml" xmlns:w16cex="http://schemas.microsoft.com/office/word/2018/wordml/cex" xmlns:w16cid="http://schemas.microsoft.com/office/word/2016/wordml/cid" xmlns:w16="http://schemas.microsoft.com/office/word/2018/wordml" xmlns:w16du="http://schemas.microsoft.com/office/word/2023/wordml/word16du" xmlns:w16sdtdh="http://schemas.microsoft.com/office/word/2020/wordml/sdtdatahash" xmlns:w16sdtfl="http://schemas.microsoft.com/office/word/2024/wordml/sdtformatlock" xmlns:w16se="http://schemas.microsoft.com/office/word/2015/wordml/symex" xmlns:wpg="http://schemas.microsoft.com/office/word/2010/wordprocessingGroup" xmlns:wpi="http://schemas.microsoft.com/office/word/2010/wordprocessingInk" xmlns:wne="http://schemas.microsoft.com/office/word/2006/wordml" xmlns:wps="http://schemas.microsoft.com/office/word/2010/wordprocessingShape" mc:Ignorable="w14 w15 w16se w16cid w16 w16cex w16sdtdh w16sdtfl w16du wp14">
-  <w:p>
-    <w:pPr>
-      <w:pStyle w:val="Pidipagina"/>
     </w:pPr>
   </w:p>
 </w:ftr>
@@ -23125,36 +22935,6 @@
     </w:p>
   </w:footnote>
 </w:footnotes>
-</file>
-
-<file path=word/header1.xml><?xml version="1.0" encoding="utf-8"?>
-<w:hdr xmlns:wpc="http://schemas.microsoft.com/office/word/2010/wordprocessingCanvas" xmlns:cx="http://schemas.microsoft.com/office/drawing/2014/chartex" xmlns:cx1="http://schemas.microsoft.com/office/drawing/2015/9/8/chartex" xmlns:cx2="http://schemas.microsoft.com/office/drawing/2015/10/21/chartex" xmlns:cx3="http://schemas.microsoft.com/office/drawing/2016/5/9/chartex" xmlns:cx4="http://schemas.microsoft.com/office/drawing/2016/5/10/chartex" xmlns:cx5="http://schemas.microsoft.com/office/drawing/2016/5/11/chartex" xmlns:cx6="http://schemas.microsoft.com/office/drawing/2016/5/12/chartex" xmlns:cx7="http://schemas.microsoft.com/office/drawing/2016/5/13/chartex" xmlns:cx8="http://schemas.microsoft.com/office/drawing/2016/5/14/chartex" xmlns:mc="http://schemas.openxmlformats.org/markup-compatibility/2006" xmlns:aink="http://schemas.microsoft.com/office/drawing/2016/ink" xmlns:am3d="http://schemas.microsoft.com/office/drawing/2017/model3d" xmlns:o="urn:schemas-microsoft-com:office:office" xmlns:oel="http://schemas.microsoft.com/office/2019/extlst" xmlns:r="http://schemas.openxmlformats.org/officeDocument/2006/relationships" xmlns:m="http://schemas.openxmlformats.org/officeDocument/2006/math" xmlns:v="urn:schemas-microsoft-com:vml" xmlns:wp14="http://schemas.microsoft.com/office/word/2010/wordprocessingDrawing" xmlns:wp="http://schemas.openxmlformats.org/drawingml/2006/wordprocessingDrawing" xmlns:w10="urn:schemas-microsoft-com:office:word" xmlns:w="http://schemas.openxmlformats.org/wordprocessingml/2006/main" xmlns:w14="http://schemas.microsoft.com/office/word/2010/wordml" xmlns:w15="http://schemas.microsoft.com/office/word/2012/wordml" xmlns:w16cex="http://schemas.microsoft.com/office/word/2018/wordml/cex" xmlns:w16cid="http://schemas.microsoft.com/office/word/2016/wordml/cid" xmlns:w16="http://schemas.microsoft.com/office/word/2018/wordml" xmlns:w16du="http://schemas.microsoft.com/office/word/2023/wordml/word16du" xmlns:w16sdtdh="http://schemas.microsoft.com/office/word/2020/wordml/sdtdatahash" xmlns:w16sdtfl="http://schemas.microsoft.com/office/word/2024/wordml/sdtformatlock" xmlns:w16se="http://schemas.microsoft.com/office/word/2015/wordml/symex" xmlns:wpg="http://schemas.microsoft.com/office/word/2010/wordprocessingGroup" xmlns:wpi="http://schemas.microsoft.com/office/word/2010/wordprocessingInk" xmlns:wne="http://schemas.microsoft.com/office/word/2006/wordml" xmlns:wps="http://schemas.microsoft.com/office/word/2010/wordprocessingShape" mc:Ignorable="w14 w15 w16se w16cid w16 w16cex w16sdtdh w16sdtfl w16du wp14">
-  <w:p>
-    <w:pPr>
-      <w:pStyle w:val="Intestazione"/>
-    </w:pPr>
-  </w:p>
-</w:hdr>
-</file>
-
-<file path=word/header2.xml><?xml version="1.0" encoding="utf-8"?>
-<w:hdr xmlns:wpc="http://schemas.microsoft.com/office/word/2010/wordprocessingCanvas" xmlns:cx="http://schemas.microsoft.com/office/drawing/2014/chartex" xmlns:cx1="http://schemas.microsoft.com/office/drawing/2015/9/8/chartex" xmlns:cx2="http://schemas.microsoft.com/office/drawing/2015/10/21/chartex" xmlns:cx3="http://schemas.microsoft.com/office/drawing/2016/5/9/chartex" xmlns:cx4="http://schemas.microsoft.com/office/drawing/2016/5/10/chartex" xmlns:cx5="http://schemas.microsoft.com/office/drawing/2016/5/11/chartex" xmlns:cx6="http://schemas.microsoft.com/office/drawing/2016/5/12/chartex" xmlns:cx7="http://schemas.microsoft.com/office/drawing/2016/5/13/chartex" xmlns:cx8="http://schemas.microsoft.com/office/drawing/2016/5/14/chartex" xmlns:mc="http://schemas.openxmlformats.org/markup-compatibility/2006" xmlns:aink="http://schemas.microsoft.com/office/drawing/2016/ink" xmlns:am3d="http://schemas.microsoft.com/office/drawing/2017/model3d" xmlns:o="urn:schemas-microsoft-com:office:office" xmlns:oel="http://schemas.microsoft.com/office/2019/extlst" xmlns:r="http://schemas.openxmlformats.org/officeDocument/2006/relationships" xmlns:m="http://schemas.openxmlformats.org/officeDocument/2006/math" xmlns:v="urn:schemas-microsoft-com:vml" xmlns:wp14="http://schemas.microsoft.com/office/word/2010/wordprocessingDrawing" xmlns:wp="http://schemas.openxmlformats.org/drawingml/2006/wordprocessingDrawing" xmlns:w10="urn:schemas-microsoft-com:office:word" xmlns:w="http://schemas.openxmlformats.org/wordprocessingml/2006/main" xmlns:w14="http://schemas.microsoft.com/office/word/2010/wordml" xmlns:w15="http://schemas.microsoft.com/office/word/2012/wordml" xmlns:w16cex="http://schemas.microsoft.com/office/word/2018/wordml/cex" xmlns:w16cid="http://schemas.microsoft.com/office/word/2016/wordml/cid" xmlns:w16="http://schemas.microsoft.com/office/word/2018/wordml" xmlns:w16du="http://schemas.microsoft.com/office/word/2023/wordml/word16du" xmlns:w16sdtdh="http://schemas.microsoft.com/office/word/2020/wordml/sdtdatahash" xmlns:w16sdtfl="http://schemas.microsoft.com/office/word/2024/wordml/sdtformatlock" xmlns:w16se="http://schemas.microsoft.com/office/word/2015/wordml/symex" xmlns:wpg="http://schemas.microsoft.com/office/word/2010/wordprocessingGroup" xmlns:wpi="http://schemas.microsoft.com/office/word/2010/wordprocessingInk" xmlns:wne="http://schemas.microsoft.com/office/word/2006/wordml" xmlns:wps="http://schemas.microsoft.com/office/word/2010/wordprocessingShape" mc:Ignorable="w14 w15 w16se w16cid w16 w16cex w16sdtdh w16sdtfl w16du wp14">
-  <w:p>
-    <w:pPr>
-      <w:pStyle w:val="Intestazione"/>
-    </w:pPr>
-  </w:p>
-</w:hdr>
-</file>
-
-<file path=word/header3.xml><?xml version="1.0" encoding="utf-8"?>
-<w:hdr xmlns:wpc="http://schemas.microsoft.com/office/word/2010/wordprocessingCanvas" xmlns:cx="http://schemas.microsoft.com/office/drawing/2014/chartex" xmlns:cx1="http://schemas.microsoft.com/office/drawing/2015/9/8/chartex" xmlns:cx2="http://schemas.microsoft.com/office/drawing/2015/10/21/chartex" xmlns:cx3="http://schemas.microsoft.com/office/drawing/2016/5/9/chartex" xmlns:cx4="http://schemas.microsoft.com/office/drawing/2016/5/10/chartex" xmlns:cx5="http://schemas.microsoft.com/office/drawing/2016/5/11/chartex" xmlns:cx6="http://schemas.microsoft.com/office/drawing/2016/5/12/chartex" xmlns:cx7="http://schemas.microsoft.com/office/drawing/2016/5/13/chartex" xmlns:cx8="http://schemas.microsoft.com/office/drawing/2016/5/14/chartex" xmlns:mc="http://schemas.openxmlformats.org/markup-compatibility/2006" xmlns:aink="http://schemas.microsoft.com/office/drawing/2016/ink" xmlns:am3d="http://schemas.microsoft.com/office/drawing/2017/model3d" xmlns:o="urn:schemas-microsoft-com:office:office" xmlns:oel="http://schemas.microsoft.com/office/2019/extlst" xmlns:r="http://schemas.openxmlformats.org/officeDocument/2006/relationships" xmlns:m="http://schemas.openxmlformats.org/officeDocument/2006/math" xmlns:v="urn:schemas-microsoft-com:vml" xmlns:wp14="http://schemas.microsoft.com/office/word/2010/wordprocessingDrawing" xmlns:wp="http://schemas.openxmlformats.org/drawingml/2006/wordprocessingDrawing" xmlns:w10="urn:schemas-microsoft-com:office:word" xmlns:w="http://schemas.openxmlformats.org/wordprocessingml/2006/main" xmlns:w14="http://schemas.microsoft.com/office/word/2010/wordml" xmlns:w15="http://schemas.microsoft.com/office/word/2012/wordml" xmlns:w16cex="http://schemas.microsoft.com/office/word/2018/wordml/cex" xmlns:w16cid="http://schemas.microsoft.com/office/word/2016/wordml/cid" xmlns:w16="http://schemas.microsoft.com/office/word/2018/wordml" xmlns:w16du="http://schemas.microsoft.com/office/word/2023/wordml/word16du" xmlns:w16sdtdh="http://schemas.microsoft.com/office/word/2020/wordml/sdtdatahash" xmlns:w16sdtfl="http://schemas.microsoft.com/office/word/2024/wordml/sdtformatlock" xmlns:w16se="http://schemas.microsoft.com/office/word/2015/wordml/symex" xmlns:wpg="http://schemas.microsoft.com/office/word/2010/wordprocessingGroup" xmlns:wpi="http://schemas.microsoft.com/office/word/2010/wordprocessingInk" xmlns:wne="http://schemas.microsoft.com/office/word/2006/wordml" xmlns:wps="http://schemas.microsoft.com/office/word/2010/wordprocessingShape" mc:Ignorable="w14 w15 w16se w16cid w16 w16cex w16sdtdh w16sdtfl w16du wp14">
-  <w:p>
-    <w:pPr>
-      <w:pStyle w:val="Intestazione"/>
-    </w:pPr>
-  </w:p>
-</w:hdr>
 </file>
 
 <file path=word/numbering.xml><?xml version="1.0" encoding="utf-8"?>
